--- a/PEC01.docx
+++ b/PEC01.docx
@@ -2577,6 +2577,195 @@
         <w:t>MiCA</w:t>
       </w:r>
       <w:proofErr w:type="spellEnd"/>
+      <w:r>
+        <w:t xml:space="preserve"> </w:t>
+      </w:r>
+      <w:r>
+        <w:rPr>
+          <w:sz w:val="32"/>
+          <w:szCs w:val="32"/>
+        </w:rPr>
+        <w:t>(</w:t>
+      </w:r>
+      <w:proofErr w:type="spellStart"/>
+      <w:r>
+        <w:rPr>
+          <w:sz w:val="32"/>
+          <w:szCs w:val="32"/>
+        </w:rPr>
+        <w:t>Markets</w:t>
+      </w:r>
+      <w:proofErr w:type="spellEnd"/>
+      <w:r>
+        <w:rPr>
+          <w:sz w:val="32"/>
+          <w:szCs w:val="32"/>
+        </w:rPr>
+        <w:t xml:space="preserve"> in </w:t>
+      </w:r>
+      <w:proofErr w:type="spellStart"/>
+      <w:r>
+        <w:rPr>
+          <w:sz w:val="32"/>
+          <w:szCs w:val="32"/>
+        </w:rPr>
+        <w:t>Crypto-Assets</w:t>
+      </w:r>
+      <w:proofErr w:type="spellEnd"/>
+      <w:r>
+        <w:rPr>
+          <w:sz w:val="32"/>
+          <w:szCs w:val="32"/>
+        </w:rPr>
+        <w:t xml:space="preserve"> </w:t>
+      </w:r>
+      <w:proofErr w:type="spellStart"/>
+      <w:r>
+        <w:rPr>
+          <w:sz w:val="32"/>
+          <w:szCs w:val="32"/>
+        </w:rPr>
+        <w:t>Regulation</w:t>
+      </w:r>
+      <w:proofErr w:type="spellEnd"/>
+      <w:r>
+        <w:rPr>
+          <w:sz w:val="32"/>
+          <w:szCs w:val="32"/>
+        </w:rPr>
+        <w:t>)</w:t>
+      </w:r>
+      <w:r>
+        <w:rPr>
+          <w:sz w:val="32"/>
+          <w:szCs w:val="32"/>
+        </w:rPr>
+        <w:t xml:space="preserve"> </w:t>
+      </w:r>
+    </w:p>
+    <w:p>
+      <w:pPr>
+        <w:numPr>
+          <w:ilvl w:val="0"/>
+          <w:numId w:val="24"/>
+        </w:numPr>
+        <w:jc w:val="both"/>
+      </w:pPr>
+      <w:r>
+        <w:rPr>
+          <w:b/>
+          <w:bCs/>
+        </w:rPr>
+        <w:t>¿Qué es?</w:t>
+      </w:r>
+      <w:r>
+        <w:t> Es como el </w:t>
+      </w:r>
+      <w:r>
+        <w:rPr>
+          <w:b/>
+          <w:bCs/>
+        </w:rPr>
+        <w:t>manual de instrucciones</w:t>
+      </w:r>
+      <w:r>
+        <w:t xml:space="preserve"> para todas las empresas que trabajan con </w:t>
+      </w:r>
+      <w:proofErr w:type="spellStart"/>
+      <w:r>
+        <w:t>criptoactivos</w:t>
+      </w:r>
+      <w:proofErr w:type="spellEnd"/>
+      <w:r>
+        <w:t xml:space="preserve"> en Europa</w:t>
+      </w:r>
+      <w:r>
+        <w:t>, E</w:t>
+      </w:r>
+      <w:r>
+        <w:t>ntró en vigor en diciembre de 2024.</w:t>
+      </w:r>
+    </w:p>
+    <w:p>
+      <w:pPr>
+        <w:numPr>
+          <w:ilvl w:val="0"/>
+          <w:numId w:val="24"/>
+        </w:numPr>
+        <w:jc w:val="both"/>
+      </w:pPr>
+      <w:r>
+        <w:rPr>
+          <w:b/>
+          <w:bCs/>
+        </w:rPr>
+        <w:t>¿Para qué sirve?</w:t>
+      </w:r>
+      <w:r>
+        <w:t xml:space="preserve"> Su objetivo principal es que el mercado de las </w:t>
+      </w:r>
+      <w:proofErr w:type="spellStart"/>
+      <w:r>
+        <w:t>criptos</w:t>
+      </w:r>
+      <w:proofErr w:type="spellEnd"/>
+      <w:r>
+        <w:t xml:space="preserve"> sea más </w:t>
+      </w:r>
+      <w:r>
+        <w:rPr>
+          <w:b/>
+          <w:bCs/>
+        </w:rPr>
+        <w:t>seguro y transparente</w:t>
+      </w:r>
+      <w:r>
+        <w:t xml:space="preserve"> para todos. </w:t>
+      </w:r>
+    </w:p>
+    <w:p>
+      <w:pPr>
+        <w:numPr>
+          <w:ilvl w:val="0"/>
+          <w:numId w:val="24"/>
+        </w:numPr>
+        <w:jc w:val="both"/>
+      </w:pPr>
+      <w:r>
+        <w:rPr>
+          <w:b/>
+          <w:bCs/>
+        </w:rPr>
+        <w:t xml:space="preserve">Para </w:t>
+      </w:r>
+      <w:proofErr w:type="spellStart"/>
+      <w:r>
+        <w:rPr>
+          <w:b/>
+          <w:bCs/>
+        </w:rPr>
+        <w:t>CriptoCasa</w:t>
+      </w:r>
+      <w:proofErr w:type="spellEnd"/>
+      <w:r>
+        <w:rPr>
+          <w:b/>
+          <w:bCs/>
+        </w:rPr>
+        <w:t>:</w:t>
+      </w:r>
+      <w:r>
+        <w:t> </w:t>
+      </w:r>
+      <w:r>
+        <w:t>s</w:t>
+      </w:r>
+      <w:r>
+        <w:t>ignifica que tiene que cumplir un montón de normas para poder operar legalmente. Es como sacarse una licencia de conducir muy estricta</w:t>
+      </w:r>
+      <w:r>
+        <w:t>.</w:t>
+      </w:r>
     </w:p>
     <w:p>
       <w:pPr>
@@ -2610,7 +2799,10 @@
       </w:r>
       <w:proofErr w:type="spellStart"/>
       <w:r>
-        <w:t>CriptoCasa</w:t>
+        <w:t>C</w:t>
+      </w:r>
+      <w:r>
+        <w:t>riptoCasa</w:t>
       </w:r>
       <w:proofErr w:type="spellEnd"/>
       <w:r>
@@ -2641,6 +2833,9 @@
       </w:r>
       <w:r>
         <w:t xml:space="preserve"> tiene que solicitar una autorización a la autoridad competente (en España, el Banco de España)</w:t>
+      </w:r>
+      <w:r>
+        <w:t>.</w:t>
       </w:r>
     </w:p>
     <w:p>
@@ -2662,7 +2857,10 @@
         <w:t> </w:t>
       </w:r>
       <w:r>
-        <w:t>Se t</w:t>
+        <w:t>s</w:t>
+      </w:r>
+      <w:r>
+        <w:t>e t</w:t>
       </w:r>
       <w:r>
         <w:t xml:space="preserve">endrá que demostrar que </w:t>
@@ -2672,6 +2870,9 @@
       </w:r>
       <w:r>
         <w:t>tiene suficiente capital para operar de forma segura y cubrir posibles riesgos</w:t>
+      </w:r>
+      <w:r>
+        <w:t>.</w:t>
       </w:r>
     </w:p>
     <w:p>
@@ -2693,7 +2894,7 @@
         <w:t> </w:t>
       </w:r>
       <w:r>
-        <w:t>E</w:t>
+        <w:t>e</w:t>
       </w:r>
       <w:r>
         <w:t xml:space="preserve">structura de gestión clara, con </w:t>
@@ -2709,6 +2910,9 @@
       </w:r>
       <w:r>
         <w:t>. Esto incluye tener políticas y procedimientos internos bien definidos para todo</w:t>
+      </w:r>
+      <w:r>
+        <w:t>.</w:t>
       </w:r>
     </w:p>
     <w:p>
@@ -2727,7 +2931,16 @@
         <w:t>Plan de Negocio:</w:t>
       </w:r>
       <w:r>
-        <w:t> Presentar un plan de negocio que demuestre que la empresa es viable y que cumple con todas las normativas</w:t>
+        <w:t> </w:t>
+      </w:r>
+      <w:r>
+        <w:t>p</w:t>
+      </w:r>
+      <w:r>
+        <w:t>resentar un plan de negocio que demuestre que la empresa es viable y que cumple con todas las normativas</w:t>
+      </w:r>
+      <w:r>
+        <w:t>.</w:t>
       </w:r>
     </w:p>
     <w:p>
@@ -2749,7 +2962,10 @@
         <w:t> </w:t>
       </w:r>
       <w:r>
-        <w:t>Debe</w:t>
+        <w:t>d</w:t>
+      </w:r>
+      <w:r>
+        <w:t>ebe</w:t>
       </w:r>
       <w:r>
         <w:t xml:space="preserve"> </w:t>
@@ -2759,6 +2975,9 @@
       </w:r>
       <w:r>
         <w:t xml:space="preserve"> sistemas y procesos que aseguren la continuidad del servicio, incluso si hay problemas técnicos o ataques</w:t>
+      </w:r>
+      <w:r>
+        <w:t>.</w:t>
       </w:r>
     </w:p>
     <w:p>
@@ -2802,7 +3021,13 @@
         <w:t>Sistemas IT:</w:t>
       </w:r>
       <w:r>
-        <w:t> La plataforma</w:t>
+        <w:t> </w:t>
+      </w:r>
+      <w:r>
+        <w:t>l</w:t>
+      </w:r>
+      <w:r>
+        <w:t>a plataforma</w:t>
       </w:r>
       <w:r>
         <w:t xml:space="preserve"> </w:t>
@@ -2815,6 +3040,9 @@
       </w:r>
       <w:r>
         <w:t xml:space="preserve"> y segura, capaz de soportar ataques y fallos</w:t>
+      </w:r>
+      <w:r>
+        <w:t>.</w:t>
       </w:r>
     </w:p>
     <w:p>
@@ -2836,13 +3064,22 @@
         <w:t>Políticas de Ciberseguridad:</w:t>
       </w:r>
       <w:r>
-        <w:t xml:space="preserve"> Implementar procedimientos para proteger los sistemas y los datos de los clientes contra accesos no autorizados </w:t>
+        <w:t> </w:t>
+      </w:r>
+      <w:r>
+        <w:t>i</w:t>
+      </w:r>
+      <w:r>
+        <w:t xml:space="preserve">mplementar procedimientos para proteger los sistemas y los datos de los clientes contra accesos no autorizados </w:t>
       </w:r>
       <w:r>
         <w:t>o</w:t>
       </w:r>
       <w:r>
         <w:t xml:space="preserve"> fugas de información</w:t>
+      </w:r>
+      <w:r>
+        <w:t>.</w:t>
       </w:r>
     </w:p>
     <w:p>
@@ -2864,7 +3101,16 @@
         <w:t>Gestión de Riesgos:</w:t>
       </w:r>
       <w:r>
-        <w:t> Identificar, evaluar y mitigar todos los riesgos operativos y de seguridad, incluyendo los riesgos de ciberseguridad. Esto es un proceso continuo</w:t>
+        <w:t> </w:t>
+      </w:r>
+      <w:r>
+        <w:t>i</w:t>
+      </w:r>
+      <w:r>
+        <w:t>dentificar, evaluar y mitigar todos los riesgos operativos y de seguridad, incluyendo los riesgos de ciberseguridad. Esto es un proceso continuo</w:t>
+      </w:r>
+      <w:r>
+        <w:t>.</w:t>
       </w:r>
     </w:p>
     <w:p>
@@ -2889,10 +3135,13 @@
         <w:t> </w:t>
       </w:r>
       <w:r>
-        <w:t>Se</w:t>
-      </w:r>
-      <w:r>
-        <w:t xml:space="preserve"> debe tener planes para seguir operando o recuperarse rápidamente, minimizando el impacto. </w:t>
+        <w:t>s</w:t>
+      </w:r>
+      <w:r>
+        <w:t>e</w:t>
+      </w:r>
+      <w:r>
+        <w:t xml:space="preserve"> debe tener planes para seguir operando o recuperarse rápidamente, minimizando el impacto.</w:t>
       </w:r>
     </w:p>
     <w:p>
@@ -2917,10 +3166,16 @@
         <w:t> </w:t>
       </w:r>
       <w:r>
-        <w:t>Cualquier</w:t>
+        <w:t>c</w:t>
+      </w:r>
+      <w:r>
+        <w:t>ualquier</w:t>
       </w:r>
       <w:r>
         <w:t xml:space="preserve"> incidente de seguridad significativo debe ser notificado a la autoridad supervisora (Banco de España) en los plazos establecidos</w:t>
+      </w:r>
+      <w:r>
+        <w:t>.</w:t>
       </w:r>
     </w:p>
     <w:p>
@@ -2942,7 +3197,16 @@
         <w:t>Auditorías Externas:</w:t>
       </w:r>
       <w:r>
-        <w:t> Realizar auditorías periódicas e independientes de los sistemas de seguridad para asegurar que todo funciona correctamente y cumple con la normativa</w:t>
+        <w:t> </w:t>
+      </w:r>
+      <w:r>
+        <w:t>r</w:t>
+      </w:r>
+      <w:r>
+        <w:t>ealizar auditorías periódicas e independientes de los sistemas de seguridad para asegurar que todo funciona correctamente y cumple con la normativa</w:t>
+      </w:r>
+      <w:r>
+        <w:t>.</w:t>
       </w:r>
     </w:p>
     <w:p>
@@ -2999,7 +3263,10 @@
         <w:t> </w:t>
       </w:r>
       <w:r>
-        <w:t>Se</w:t>
+        <w:t>s</w:t>
+      </w:r>
+      <w:r>
+        <w:t>e</w:t>
       </w:r>
       <w:r>
         <w:t xml:space="preserve"> debe proporcionar a </w:t>
@@ -3009,6 +3276,9 @@
       </w:r>
       <w:r>
         <w:t xml:space="preserve"> clientes información clara, precisa, los riesgos asociados y los servicios que ofrece</w:t>
+      </w:r>
+      <w:r>
+        <w:t>.</w:t>
       </w:r>
     </w:p>
     <w:p>
@@ -3030,7 +3300,13 @@
         <w:t>Declaración de Divulgación:</w:t>
       </w:r>
       <w:r>
-        <w:t xml:space="preserve"> Para cada </w:t>
+        <w:t> </w:t>
+      </w:r>
+      <w:r>
+        <w:t>p</w:t>
+      </w:r>
+      <w:r>
+        <w:t xml:space="preserve">ara cada </w:t>
       </w:r>
       <w:proofErr w:type="spellStart"/>
       <w:r>
@@ -3051,6 +3327,9 @@
       </w:r>
       <w:r>
         <w:t xml:space="preserve">debe publicar una "declaración de divulgación" (similar a un folleto) con todos los detalles </w:t>
+      </w:r>
+      <w:r>
+        <w:t>.</w:t>
       </w:r>
     </w:p>
     <w:p>
@@ -3072,7 +3351,13 @@
         <w:t>Gestión de Quejas:</w:t>
       </w:r>
       <w:r>
-        <w:t> Establecer un procedimiento para gestionar las quejas de los clientes.</w:t>
+        <w:t> </w:t>
+      </w:r>
+      <w:r>
+        <w:t>e</w:t>
+      </w:r>
+      <w:r>
+        <w:t>stablecer un procedimiento para gestionar las quejas de los clientes.</w:t>
       </w:r>
     </w:p>
     <w:p>
@@ -3094,7 +3379,13 @@
         <w:t>Mejores Intereses del Cliente:</w:t>
       </w:r>
       <w:r>
-        <w:t> Actuar siempre en el mejor interés de sus clientes, evitando conflictos de interés.</w:t>
+        <w:t> </w:t>
+      </w:r>
+      <w:r>
+        <w:t>a</w:t>
+      </w:r>
+      <w:r>
+        <w:t>ctuar siempre en el mejor interés de sus clientes, evitando conflictos de interés.</w:t>
       </w:r>
     </w:p>
     <w:p>
@@ -3116,7 +3407,13 @@
         <w:t>Publicidad Responsable:</w:t>
       </w:r>
       <w:r>
-        <w:t> La publicidad y el marketing deben ser justos</w:t>
+        <w:t> </w:t>
+      </w:r>
+      <w:r>
+        <w:t>l</w:t>
+      </w:r>
+      <w:r>
+        <w:t>a publicidad y el marketing deben ser justos</w:t>
       </w:r>
       <w:r>
         <w:t xml:space="preserve"> y</w:t>
@@ -3129,6 +3426,9 @@
       </w:r>
       <w:r>
         <w:t xml:space="preserve">o se pueden prometer rentabilidades </w:t>
+      </w:r>
+      <w:r>
+        <w:t>.</w:t>
       </w:r>
     </w:p>
     <w:p>
@@ -3175,7 +3475,10 @@
         <w:t> </w:t>
       </w:r>
       <w:r>
-        <w:t>Se</w:t>
+        <w:t>s</w:t>
+      </w:r>
+      <w:r>
+        <w:t>e</w:t>
       </w:r>
       <w:r>
         <w:t xml:space="preserve"> debe tener sistemas para detectar y prevenir prácticas como el uso de información privilegiada o la manipulación del mercado.</w:t>
@@ -3200,7 +3503,13 @@
         <w:t>Transparencia de Precios:</w:t>
       </w:r>
       <w:r>
-        <w:t xml:space="preserve"> Asegurar que los precios de los </w:t>
+        <w:t> </w:t>
+      </w:r>
+      <w:r>
+        <w:t>a</w:t>
+      </w:r>
+      <w:r>
+        <w:t xml:space="preserve">segurar que los precios de los </w:t>
       </w:r>
       <w:proofErr w:type="spellStart"/>
       <w:r>
@@ -3209,6 +3518,9 @@
       <w:proofErr w:type="spellEnd"/>
       <w:r>
         <w:t xml:space="preserve"> que se negocian en su plataforma sean transparentes y reflejen la oferta y la demanda real</w:t>
+      </w:r>
+      <w:r>
+        <w:t>.</w:t>
       </w:r>
     </w:p>
     <w:p>
@@ -3230,7 +3542,16 @@
         <w:t>Registros de Transacciones:</w:t>
       </w:r>
       <w:r>
-        <w:t> Mantener registros detallados de todas las transacciones realizadas en la plataforma, que deben ser accesibles para las autoridades</w:t>
+        <w:t> </w:t>
+      </w:r>
+      <w:r>
+        <w:t>m</w:t>
+      </w:r>
+      <w:r>
+        <w:t>antener registros detallados de todas las transacciones realizadas en la plataforma, que deben ser accesibles para las autoridades</w:t>
+      </w:r>
+      <w:r>
+        <w:t>.</w:t>
       </w:r>
     </w:p>
     <w:p>
@@ -3260,6 +3581,154 @@
         </w:rPr>
         <w:t>AMLD6</w:t>
       </w:r>
+      <w:r>
+        <w:t xml:space="preserve"> </w:t>
+      </w:r>
+      <w:r>
+        <w:rPr>
+          <w:sz w:val="32"/>
+          <w:szCs w:val="32"/>
+        </w:rPr>
+        <w:t xml:space="preserve">(6th Anti-Money </w:t>
+      </w:r>
+      <w:proofErr w:type="spellStart"/>
+      <w:r>
+        <w:rPr>
+          <w:sz w:val="32"/>
+          <w:szCs w:val="32"/>
+        </w:rPr>
+        <w:t>Laundering</w:t>
+      </w:r>
+      <w:proofErr w:type="spellEnd"/>
+      <w:r>
+        <w:rPr>
+          <w:sz w:val="32"/>
+          <w:szCs w:val="32"/>
+        </w:rPr>
+        <w:t xml:space="preserve"> Directive)</w:t>
+      </w:r>
+    </w:p>
+    <w:p>
+      <w:pPr>
+        <w:numPr>
+          <w:ilvl w:val="0"/>
+          <w:numId w:val="25"/>
+        </w:numPr>
+        <w:jc w:val="both"/>
+      </w:pPr>
+      <w:r>
+        <w:rPr>
+          <w:b/>
+          <w:bCs/>
+        </w:rPr>
+        <w:t>¿Qué es?</w:t>
+      </w:r>
+      <w:r>
+        <w:t> Esta es una directiva europea que lucha contra el </w:t>
+      </w:r>
+      <w:r>
+        <w:rPr>
+          <w:b/>
+          <w:bCs/>
+        </w:rPr>
+        <w:t>blanqueo de capitales</w:t>
+      </w:r>
+      <w:r>
+        <w:t xml:space="preserve"> y la financiación del terrorismo. Es la sexta versión</w:t>
+      </w:r>
+      <w:r>
+        <w:t>.</w:t>
+      </w:r>
+    </w:p>
+    <w:p>
+      <w:pPr>
+        <w:numPr>
+          <w:ilvl w:val="0"/>
+          <w:numId w:val="25"/>
+        </w:numPr>
+        <w:jc w:val="both"/>
+      </w:pPr>
+      <w:r>
+        <w:rPr>
+          <w:b/>
+          <w:bCs/>
+        </w:rPr>
+        <w:t>¿Para qué sirve?</w:t>
+      </w:r>
+      <w:r>
+        <w:t xml:space="preserve"> Básicamente, para que los </w:t>
+      </w:r>
+      <w:r>
+        <w:t>maleantes</w:t>
+      </w:r>
+      <w:r>
+        <w:t xml:space="preserve"> no usen el sistema financiero</w:t>
+      </w:r>
+      <w:r>
+        <w:t xml:space="preserve"> </w:t>
+      </w:r>
+      <w:r>
+        <w:t>para sus chanchullos.</w:t>
+      </w:r>
+    </w:p>
+    <w:p>
+      <w:pPr>
+        <w:numPr>
+          <w:ilvl w:val="0"/>
+          <w:numId w:val="25"/>
+        </w:numPr>
+        <w:jc w:val="both"/>
+      </w:pPr>
+      <w:r>
+        <w:rPr>
+          <w:b/>
+          <w:bCs/>
+        </w:rPr>
+        <w:t xml:space="preserve">Para </w:t>
+      </w:r>
+      <w:proofErr w:type="spellStart"/>
+      <w:r>
+        <w:rPr>
+          <w:b/>
+          <w:bCs/>
+        </w:rPr>
+        <w:t>CriptoCasa</w:t>
+      </w:r>
+      <w:proofErr w:type="spellEnd"/>
+      <w:r>
+        <w:rPr>
+          <w:b/>
+          <w:bCs/>
+        </w:rPr>
+        <w:t>:</w:t>
+      </w:r>
+      <w:r>
+        <w:t> </w:t>
+      </w:r>
+      <w:proofErr w:type="spellStart"/>
+      <w:r>
+        <w:t>CriptoCasa</w:t>
+      </w:r>
+      <w:proofErr w:type="spellEnd"/>
+      <w:r>
+        <w:t xml:space="preserve"> tiene que ser un </w:t>
+      </w:r>
+      <w:r>
+        <w:rPr>
+          <w:b/>
+          <w:bCs/>
+        </w:rPr>
+        <w:t>detective</w:t>
+      </w:r>
+      <w:r>
+        <w:t xml:space="preserve"> y asegurarse de que el dinero que entra y sale de su plataforma es legal. Por eso te piden tantos datos (KYC), tienen que estar ojo avizor con las transacciones sospechosas y reportar cualquier cosa rara. </w:t>
+      </w:r>
+    </w:p>
+    <w:p>
+      <w:pPr>
+        <w:ind w:left="720"/>
+        <w:jc w:val="both"/>
+      </w:pPr>
     </w:p>
     <w:p>
       <w:pPr>
@@ -3299,10 +3768,16 @@
         <w:t> </w:t>
       </w:r>
       <w:r>
-        <w:t>Se</w:t>
+        <w:t>s</w:t>
+      </w:r>
+      <w:r>
+        <w:t>e</w:t>
       </w:r>
       <w:r>
         <w:t xml:space="preserve"> debe identificar a cada cliente que se registre en la plataforma. Esto incluye recopilar su nombre completo, fecha de nacimiento, dirección, nacionalidad y un documento de identidad válido (DNI, pasaporte). Pero no solo eso, ¡hay que verificar que esa persona es quien dice ser! Esto se hace con procesos de verificación de identidad robustos, a menudo con tecnología (video-identificación, biometría, etc.)</w:t>
+      </w:r>
+      <w:r>
+        <w:t>.</w:t>
       </w:r>
     </w:p>
     <w:p>
@@ -3324,13 +3799,22 @@
         <w:t>Beneficiario Final (UBO):</w:t>
       </w:r>
       <w:r>
-        <w:t xml:space="preserve"> No basta con saber quién abre la cuenta. Si detrás hay una empresa o una estructura compleja, </w:t>
+        <w:t> </w:t>
+      </w:r>
+      <w:r>
+        <w:t>n</w:t>
+      </w:r>
+      <w:r>
+        <w:t xml:space="preserve">o basta con saber quién abre la cuenta. Si detrás hay una empresa o una estructura compleja, </w:t>
       </w:r>
       <w:r>
         <w:t>se</w:t>
       </w:r>
       <w:r>
         <w:t xml:space="preserve"> debe identificar quién es la persona física que realmente controla o se beneficia de esa cuenta</w:t>
+      </w:r>
+      <w:r>
+        <w:t>.</w:t>
       </w:r>
     </w:p>
     <w:p>
@@ -3349,13 +3833,17 @@
           <w:b/>
           <w:bCs/>
         </w:rPr>
+        <w:lastRenderedPageBreak/>
         <w:t>Propósito de la Relación Comercial:</w:t>
       </w:r>
       <w:r>
         <w:t> </w:t>
       </w:r>
       <w:r>
-        <w:t>Se</w:t>
+        <w:t>s</w:t>
+      </w:r>
+      <w:r>
+        <w:t>e</w:t>
       </w:r>
       <w:r>
         <w:t xml:space="preserve"> debe entender por qué el cliente quiere usar la plataforma. ¿Es para invertir a largo plazo? ¿Para trading frecuente? ¿Para enviar dinero a familiares? Esto ayuda a detectar patrones sospechosos más adelante.</w:t>
@@ -3380,28 +3868,33 @@
         <w:t>Conservación de Datos:</w:t>
       </w:r>
       <w:r>
-        <w:t> Todos estos datos KYC deben guardarse de forma segura durante el periodo legalmente establecido (normalmente 5 años después de finalizar la relación comercial), y deben estar disponibles para las autoridades si los solicitan</w:t>
+        <w:t> </w:t>
+      </w:r>
+      <w:r>
+        <w:t>t</w:t>
+      </w:r>
+      <w:r>
+        <w:t>odos estos datos KYC deben guardarse de forma segura durante el periodo legalmente establecido (normalmente 5 años después de finalizar la relación comercial), y deben estar disponibles para las autoridades si los solicitan</w:t>
+      </w:r>
+      <w:r>
+        <w:t>.</w:t>
       </w:r>
     </w:p>
     <w:p>
-      <w:r>
-        <w:br w:type="page"/>
-      </w:r>
+      <w:pPr>
+        <w:ind w:left="786"/>
+        <w:jc w:val="both"/>
+      </w:pPr>
     </w:p>
     <w:p>
       <w:pPr>
         <w:jc w:val="both"/>
+      </w:pPr>
+      <w:r>
         <w:rPr>
           <w:b/>
           <w:bCs/>
         </w:rPr>
-      </w:pPr>
-      <w:r>
-        <w:rPr>
-          <w:b/>
-          <w:bCs/>
-        </w:rPr>
-        <w:lastRenderedPageBreak/>
         <w:t>Diligencia Debida Continua </w:t>
       </w:r>
     </w:p>
@@ -3427,7 +3920,10 @@
         <w:t> </w:t>
       </w:r>
       <w:r>
-        <w:t>Se</w:t>
+        <w:t>s</w:t>
+      </w:r>
+      <w:r>
+        <w:t>e</w:t>
       </w:r>
       <w:r>
         <w:t xml:space="preserve"> debe tener sistemas para monitorizar todas las transacciones que se realizan en </w:t>
@@ -3458,7 +3954,13 @@
         <w:t>Actualización de Información del Cliente:</w:t>
       </w:r>
       <w:r>
-        <w:t xml:space="preserve"> La información del cliente puede cambiar (dirección, situación financiera, etc.). </w:t>
+        <w:t> </w:t>
+      </w:r>
+      <w:r>
+        <w:t>l</w:t>
+      </w:r>
+      <w:r>
+        <w:t xml:space="preserve">a información del cliente puede cambiar (dirección, situación financiera, etc.). </w:t>
       </w:r>
       <w:r>
         <w:t>Se</w:t>
@@ -3486,7 +3988,13 @@
         <w:t>Revisión Periódica del Perfil de Riesgo:</w:t>
       </w:r>
       <w:r>
-        <w:t xml:space="preserve"> El riesgo de un cliente puede variar con el tiempo. </w:t>
+        <w:t> </w:t>
+      </w:r>
+      <w:r>
+        <w:t>e</w:t>
+      </w:r>
+      <w:r>
+        <w:t xml:space="preserve">l riesgo de un cliente puede variar con el tiempo. </w:t>
       </w:r>
       <w:r>
         <w:t>se</w:t>
@@ -3560,7 +4068,13 @@
         <w:t>Detección de Operaciones Sospechosas:</w:t>
       </w:r>
       <w:r>
-        <w:t xml:space="preserve"> Los sistemas de monitoreo y el personal deben estar capacitados para identificar transacciones o comportamientos que puedan indicar </w:t>
+        <w:t> </w:t>
+      </w:r>
+      <w:r>
+        <w:t>l</w:t>
+      </w:r>
+      <w:r>
+        <w:t xml:space="preserve">os sistemas de monitoreo y el personal deben estar capacitados para identificar transacciones o comportamientos que puedan indicar </w:t>
       </w:r>
       <w:r>
         <w:t>acciones criminales</w:t>
@@ -3585,7 +4099,13 @@
         <w:t>Comunicación al SEPBLAC:</w:t>
       </w:r>
       <w:r>
-        <w:t xml:space="preserve"> Si se detecta una operación sospechosa, </w:t>
+        <w:t> </w:t>
+      </w:r>
+      <w:r>
+        <w:t>s</w:t>
+      </w:r>
+      <w:r>
+        <w:t xml:space="preserve">i se detecta una operación sospechosa, </w:t>
       </w:r>
       <w:r>
         <w:t>se</w:t>
@@ -3613,7 +4133,13 @@
         <w:t>No "Tip-Off":</w:t>
       </w:r>
       <w:r>
-        <w:t> Es crucial que no</w:t>
+        <w:t> </w:t>
+      </w:r>
+      <w:r>
+        <w:t>e</w:t>
+      </w:r>
+      <w:r>
+        <w:t>s crucial que no</w:t>
       </w:r>
       <w:r>
         <w:t xml:space="preserve"> se</w:t>
@@ -3666,7 +4192,10 @@
         <w:t> </w:t>
       </w:r>
       <w:r>
-        <w:t>Se</w:t>
+        <w:t>s</w:t>
+      </w:r>
+      <w:r>
+        <w:t>e</w:t>
       </w:r>
       <w:r>
         <w:t xml:space="preserve"> debe realizar una evaluación de riesgos de blanqueo de capitales y financiación del terrorismo de su propio negocio. Esto incluye identificar los riesgos inherentes a sus productos, servicios, clientes, canales de distribución y áreas geográficas.</w:t>
@@ -3691,7 +4220,13 @@
         <w:t>Clasificación de Clientes por Riesgo:</w:t>
       </w:r>
       <w:r>
-        <w:t xml:space="preserve"> Basándose en la evaluación de riesgos, </w:t>
+        <w:t> </w:t>
+      </w:r>
+      <w:r>
+        <w:t>b</w:t>
+      </w:r>
+      <w:r>
+        <w:t xml:space="preserve">asándose en la evaluación de riesgos, </w:t>
       </w:r>
       <w:r>
         <w:t>se</w:t>
@@ -3725,7 +4260,13 @@
         <w:t>Medidas de Diligencia Debida Proporcionales:</w:t>
       </w:r>
       <w:r>
-        <w:t xml:space="preserve"> Para clientes de bajo riesgo, se pueden aplicar medidas de diligencia debida simplificadas. Para clientes de alto riesgo (por ejemplo, Personas Expuestas Políticamente - </w:t>
+        <w:t> </w:t>
+      </w:r>
+      <w:r>
+        <w:t>p</w:t>
+      </w:r>
+      <w:r>
+        <w:t xml:space="preserve">ara clientes de bajo riesgo, se pueden aplicar medidas de diligencia debida simplificadas. Para clientes de alto riesgo (por ejemplo, Personas Expuestas Políticamente - </w:t>
       </w:r>
       <w:proofErr w:type="spellStart"/>
       <w:r>
@@ -3794,7 +4335,13 @@
         <w:t>Riesgo Regulatorio:</w:t>
       </w:r>
       <w:r>
-        <w:t xml:space="preserve"> Si no </w:t>
+        <w:t> </w:t>
+      </w:r>
+      <w:r>
+        <w:t>s</w:t>
+      </w:r>
+      <w:r>
+        <w:t xml:space="preserve">i no </w:t>
       </w:r>
       <w:r>
         <w:t xml:space="preserve">se </w:t>
@@ -3819,7 +4366,13 @@
         <w:t>Riesgo Operacional:</w:t>
       </w:r>
       <w:r>
-        <w:t xml:space="preserve"> Un fallo de seguridad, un hackeo o un error en los sistemas puede significar pérdidas irrecuperables para los usuarios (por la irreversibilidad de </w:t>
+        <w:t> </w:t>
+      </w:r>
+      <w:r>
+        <w:t>u</w:t>
+      </w:r>
+      <w:r>
+        <w:t xml:space="preserve">n fallo de seguridad, un hackeo o un error en los sistemas puede significar pérdidas irrecuperables para los usuarios (por la irreversibilidad de </w:t>
       </w:r>
       <w:proofErr w:type="spellStart"/>
       <w:r>
@@ -3853,7 +4406,10 @@
         <w:t xml:space="preserve"> </w:t>
       </w:r>
       <w:r>
-        <w:t>Un incidente o un incumplimiento puede destruir la imagen de la empresa</w:t>
+        <w:t>u</w:t>
+      </w:r>
+      <w:r>
+        <w:t>n incidente o un incumplimiento puede destruir la imagen de la empresa</w:t>
       </w:r>
     </w:p>
     <w:p>
@@ -3872,7 +4428,13 @@
         <w:t>Riesgo Legal:</w:t>
       </w:r>
       <w:r>
-        <w:t> En casos graves de blanqueo o fraude, los administradores podrían enfrentarse a responsabilidades penales</w:t>
+        <w:t> </w:t>
+      </w:r>
+      <w:r>
+        <w:t>e</w:t>
+      </w:r>
+      <w:r>
+        <w:t>n casos graves de blanqueo o fraude, los administradores podrían enfrentarse a responsabilidades penales</w:t>
       </w:r>
     </w:p>
     <w:p>
@@ -3980,6 +4542,88 @@
           <w:bCs/>
         </w:rPr>
         <w:t>Resumen funcional</w:t>
+      </w:r>
+    </w:p>
+    <w:p>
+      <w:pPr>
+        <w:rPr>
+          <w:b/>
+          <w:bCs/>
+        </w:rPr>
+      </w:pPr>
+      <w:r>
+        <w:rPr>
+          <w:b/>
+          <w:bCs/>
+        </w:rPr>
+        <w:t>¿Qué es?</w:t>
+      </w:r>
+    </w:p>
+    <w:p>
+      <w:r>
+        <w:t>El </w:t>
+      </w:r>
+      <w:r>
+        <w:rPr>
+          <w:b/>
+          <w:bCs/>
+        </w:rPr>
+        <w:t>resumen funcional</w:t>
+      </w:r>
+      <w:r>
+        <w:t> es una descripción de </w:t>
+      </w:r>
+      <w:r>
+        <w:rPr>
+          <w:b/>
+          <w:bCs/>
+        </w:rPr>
+        <w:t>alto nivel</w:t>
+      </w:r>
+      <w:r>
+        <w:t> que responde a la pregunta: </w:t>
+      </w:r>
+      <w:r>
+        <w:rPr>
+          <w:b/>
+          <w:bCs/>
+        </w:rPr>
+        <w:t>"¿Qué hace el sistema?"</w:t>
+      </w:r>
+    </w:p>
+    <w:p>
+      <w:r>
+        <w:t>No explica </w:t>
+      </w:r>
+      <w:r>
+        <w:rPr>
+          <w:i/>
+          <w:iCs/>
+        </w:rPr>
+        <w:t>cómo</w:t>
+      </w:r>
+      <w:r>
+        <w:t> lo hace técnicamente, sino </w:t>
+      </w:r>
+      <w:r>
+        <w:rPr>
+          <w:i/>
+          <w:iCs/>
+        </w:rPr>
+        <w:t>qué servicios ofrece</w:t>
+      </w:r>
+      <w:r>
+        <w:t> y </w:t>
+      </w:r>
+      <w:r>
+        <w:rPr>
+          <w:i/>
+          <w:iCs/>
+        </w:rPr>
+        <w:t>cuál es su propósito</w:t>
+      </w:r>
+      <w:r>
+        <w:t> desde la perspectiva del negocio y los usuarios.</w:t>
       </w:r>
     </w:p>
     <w:tbl>
@@ -4379,6 +5023,140 @@
       </w:r>
     </w:p>
     <w:p>
+      <w:pPr>
+        <w:rPr>
+          <w:b/>
+          <w:bCs/>
+        </w:rPr>
+      </w:pPr>
+      <w:r>
+        <w:rPr>
+          <w:b/>
+          <w:bCs/>
+        </w:rPr>
+        <w:t>¿Qué es?</w:t>
+      </w:r>
+    </w:p>
+    <w:p>
+      <w:r>
+        <w:t>La </w:t>
+      </w:r>
+      <w:r>
+        <w:rPr>
+          <w:b/>
+          <w:bCs/>
+        </w:rPr>
+        <w:t>arquitectura funcional</w:t>
+      </w:r>
+      <w:r>
+        <w:t> es una descripción de </w:t>
+      </w:r>
+      <w:r>
+        <w:rPr>
+          <w:b/>
+          <w:bCs/>
+        </w:rPr>
+        <w:t>cómo está organizado el sistema</w:t>
+      </w:r>
+      <w:r>
+        <w:t> para cumplir con sus funciones. Responde a la pregunta: </w:t>
+      </w:r>
+      <w:r>
+        <w:rPr>
+          <w:b/>
+          <w:bCs/>
+        </w:rPr>
+        <w:t>"¿Cómo se estructura internamente?"</w:t>
+      </w:r>
+    </w:p>
+    <w:p>
+      <w:r>
+        <w:t>A diferencia de la arquitectura técnica (que hablaría de servidores, lenguajes de programación, etc.), la </w:t>
+      </w:r>
+      <w:r>
+        <w:rPr>
+          <w:b/>
+          <w:bCs/>
+        </w:rPr>
+        <w:t>arquitectura funcional</w:t>
+      </w:r>
+      <w:r>
+        <w:t> se centra en:</w:t>
+      </w:r>
+    </w:p>
+    <w:p>
+      <w:pPr>
+        <w:numPr>
+          <w:ilvl w:val="0"/>
+          <w:numId w:val="26"/>
+        </w:numPr>
+      </w:pPr>
+      <w:r>
+        <w:rPr>
+          <w:b/>
+          <w:bCs/>
+        </w:rPr>
+        <w:t>Capas o niveles</w:t>
+      </w:r>
+      <w:r>
+        <w:t> que agrupan componentes por su responsabilidad</w:t>
+      </w:r>
+    </w:p>
+    <w:p>
+      <w:pPr>
+        <w:numPr>
+          <w:ilvl w:val="0"/>
+          <w:numId w:val="26"/>
+        </w:numPr>
+      </w:pPr>
+      <w:r>
+        <w:rPr>
+          <w:b/>
+          <w:bCs/>
+        </w:rPr>
+        <w:t>Componentes internos</w:t>
+      </w:r>
+      <w:r>
+        <w:t> y su función</w:t>
+      </w:r>
+    </w:p>
+    <w:p>
+      <w:pPr>
+        <w:numPr>
+          <w:ilvl w:val="0"/>
+          <w:numId w:val="26"/>
+        </w:numPr>
+      </w:pPr>
+      <w:r>
+        <w:rPr>
+          <w:b/>
+          <w:bCs/>
+        </w:rPr>
+        <w:t>Relaciones</w:t>
+      </w:r>
+      <w:r>
+        <w:t> entre componentes</w:t>
+      </w:r>
+    </w:p>
+    <w:p>
+      <w:pPr>
+        <w:numPr>
+          <w:ilvl w:val="0"/>
+          <w:numId w:val="26"/>
+        </w:numPr>
+      </w:pPr>
+      <w:r>
+        <w:rPr>
+          <w:b/>
+          <w:bCs/>
+        </w:rPr>
+        <w:t>Flujos de información</w:t>
+      </w:r>
+      <w:r>
+        <w:t> principales</w:t>
+      </w:r>
+    </w:p>
+    <w:p>
       <w:r>
         <w:t>El sistema se organiza en cinco capas funcionales que definen la estructura técnica y los límites de confianza del modelo:</w:t>
       </w:r>
@@ -4433,7 +5211,13 @@
         <w:t xml:space="preserve"> web</w:t>
       </w:r>
       <w:r>
-        <w:t xml:space="preserve">: Interfaz accesible desde navegador, primer punto de contacto con usuarios </w:t>
+        <w:t xml:space="preserve">: </w:t>
+      </w:r>
+      <w:r>
+        <w:t>i</w:t>
+      </w:r>
+      <w:r>
+        <w:t xml:space="preserve">nterfaz accesible desde navegador, primer punto de contacto con usuarios </w:t>
       </w:r>
     </w:p>
     <w:p>
@@ -4451,7 +5235,13 @@
         <w:t>App móvil</w:t>
       </w:r>
       <w:r>
-        <w:t>: Aplicación nativa para iOS y Android que almacena tokens de sesión localmente</w:t>
+        <w:t xml:space="preserve">: </w:t>
+      </w:r>
+      <w:r>
+        <w:t>a</w:t>
+      </w:r>
+      <w:r>
+        <w:t>plicación nativa para iOS y Android que almacena tokens de sesión localmente</w:t>
       </w:r>
     </w:p>
     <w:p>
@@ -4469,7 +5259,13 @@
         <w:t>API Gateway</w:t>
       </w:r>
       <w:r>
-        <w:t>: Punto de entrada único centralizado que actúa como orquestador de todas las peticiones externas</w:t>
+        <w:t xml:space="preserve">: </w:t>
+      </w:r>
+      <w:r>
+        <w:t>p</w:t>
+      </w:r>
+      <w:r>
+        <w:t>unto de entrada único centralizado que actúa como orquestador de todas las peticiones externas</w:t>
       </w:r>
     </w:p>
     <w:p>
@@ -4484,6 +5280,7 @@
           <w:b/>
           <w:bCs/>
         </w:rPr>
+        <w:lastRenderedPageBreak/>
         <w:t>Capa 2 — Servicios de negocio</w:t>
       </w:r>
     </w:p>
@@ -4512,7 +5309,13 @@
         <w:t>Servicio KYC</w:t>
       </w:r>
       <w:r>
-        <w:t>: Recoge documentación de identidad y se comunica con el proveedor externo de verificación</w:t>
+        <w:t xml:space="preserve">: </w:t>
+      </w:r>
+      <w:r>
+        <w:t>r</w:t>
+      </w:r>
+      <w:r>
+        <w:t>ecoge documentación de identidad y se comunica con el proveedor externo de verificación</w:t>
       </w:r>
     </w:p>
     <w:p>
@@ -4530,7 +5333,13 @@
         <w:t>Motor de trading</w:t>
       </w:r>
       <w:r>
-        <w:t>: Núcleo financiero que gestiona el ciclo completo de órdenes: recepción, emparejamiento, ejecución y liquidación</w:t>
+        <w:t xml:space="preserve">: </w:t>
+      </w:r>
+      <w:r>
+        <w:t>n</w:t>
+      </w:r>
+      <w:r>
+        <w:t>úcleo financiero que gestiona el ciclo completo de órdenes: recepción, emparejamiento, ejecución y liquidación</w:t>
       </w:r>
     </w:p>
     <w:p>
@@ -4557,7 +5366,13 @@
       </w:r>
       <w:proofErr w:type="spellEnd"/>
       <w:r>
-        <w:t xml:space="preserve">: Custodia las billeteras internas y firma transacciones para la red </w:t>
+        <w:t xml:space="preserve">: </w:t>
+      </w:r>
+      <w:r>
+        <w:t>c</w:t>
+      </w:r>
+      <w:r>
+        <w:t xml:space="preserve">ustodia las billeteras internas y firma transacciones para la red </w:t>
       </w:r>
       <w:proofErr w:type="spellStart"/>
       <w:r>
@@ -4580,7 +5395,13 @@
         <w:t>Motor antifraude</w:t>
       </w:r>
       <w:r>
-        <w:t>: Analiza en tiempo real patrones de comportamiento y operaciones para detectar actividad anómala</w:t>
+        <w:t xml:space="preserve">: </w:t>
+      </w:r>
+      <w:r>
+        <w:t>a</w:t>
+      </w:r>
+      <w:r>
+        <w:t>naliza en tiempo real patrones de comportamiento y operaciones para detectar actividad anómala</w:t>
       </w:r>
     </w:p>
     <w:p>
@@ -4598,7 +5419,13 @@
         <w:t>Servicio de notificaciones</w:t>
       </w:r>
       <w:r>
-        <w:t xml:space="preserve">: Envía correos electrónicos, SMS y notificaciones </w:t>
+        <w:t xml:space="preserve">: </w:t>
+      </w:r>
+      <w:r>
+        <w:t>e</w:t>
+      </w:r>
+      <w:r>
+        <w:t xml:space="preserve">nvía correos electrónicos, SMS y notificaciones </w:t>
       </w:r>
       <w:proofErr w:type="spellStart"/>
       <w:r>
@@ -4633,7 +5460,13 @@
         <w:t xml:space="preserve"> LLM</w:t>
       </w:r>
       <w:r>
-        <w:t>: Proporciona asistencia al cliente mediante modelo de lenguaje</w:t>
+        <w:t xml:space="preserve">: </w:t>
+      </w:r>
+      <w:r>
+        <w:t>p</w:t>
+      </w:r>
+      <w:r>
+        <w:t>roporciona asistencia al cliente mediante modelo de lenguaje</w:t>
       </w:r>
     </w:p>
     <w:p>
@@ -4651,7 +5484,13 @@
         <w:t>Panel de administración</w:t>
       </w:r>
       <w:r>
-        <w:t>: Gestiona cuentas de usuario, configuración global y registros de auditoría</w:t>
+        <w:t xml:space="preserve">: </w:t>
+      </w:r>
+      <w:r>
+        <w:t>g</w:t>
+      </w:r>
+      <w:r>
+        <w:t>estiona cuentas de usuario, configuración global y registros de auditoría</w:t>
       </w:r>
     </w:p>
     <w:p>
@@ -4666,7 +5505,6 @@
           <w:b/>
           <w:bCs/>
         </w:rPr>
-        <w:lastRenderedPageBreak/>
         <w:t>Capa 3 — Almacenamiento</w:t>
       </w:r>
     </w:p>
@@ -4690,7 +5528,13 @@
         <w:t>Base de datos de usuarios</w:t>
       </w:r>
       <w:r>
-        <w:t>: Almacena credenciales, datos personales y configuración de MFA</w:t>
+        <w:t xml:space="preserve">: </w:t>
+      </w:r>
+      <w:r>
+        <w:t>a</w:t>
+      </w:r>
+      <w:r>
+        <w:t>lmacena credenciales, datos personales y configuración de MFA</w:t>
       </w:r>
     </w:p>
     <w:p>
@@ -4708,7 +5552,13 @@
         <w:t>Base de datos transaccional</w:t>
       </w:r>
       <w:r>
-        <w:t>: Registra órdenes, balances y movimientos de fondos</w:t>
+        <w:t xml:space="preserve">: </w:t>
+      </w:r>
+      <w:r>
+        <w:t>r</w:t>
+      </w:r>
+      <w:r>
+        <w:t>egistra órdenes, balances y movimientos de fondos</w:t>
       </w:r>
     </w:p>
     <w:p>
@@ -4726,7 +5576,13 @@
         <w:t>Base de datos de auditoría y logs</w:t>
       </w:r>
       <w:r>
-        <w:t>: Registra eventos del sistema y trazas de actividad</w:t>
+        <w:t xml:space="preserve">: </w:t>
+      </w:r>
+      <w:r>
+        <w:t>r</w:t>
+      </w:r>
+      <w:r>
+        <w:t>egistra eventos del sistema y trazas de actividad</w:t>
       </w:r>
     </w:p>
     <w:p>
@@ -4764,7 +5620,13 @@
         <w:t>Orquestación de contenedores</w:t>
       </w:r>
       <w:r>
-        <w:t xml:space="preserve">: Despliegue mediante Docker y </w:t>
+        <w:t xml:space="preserve">: </w:t>
+      </w:r>
+      <w:r>
+        <w:t>d</w:t>
+      </w:r>
+      <w:r>
+        <w:t xml:space="preserve">espliegue mediante Docker y </w:t>
       </w:r>
       <w:proofErr w:type="spellStart"/>
       <w:r>
@@ -4787,7 +5649,13 @@
         <w:t>Pipeline CI/CD</w:t>
       </w:r>
       <w:r>
-        <w:t>: Automatización de construcción, pruebas y despliegue</w:t>
+        <w:t xml:space="preserve">: </w:t>
+      </w:r>
+      <w:r>
+        <w:t>a</w:t>
+      </w:r>
+      <w:r>
+        <w:t>utomatización de construcción, pruebas y despliegue</w:t>
       </w:r>
     </w:p>
     <w:p>
@@ -4805,7 +5673,13 @@
         <w:t>Red interna / VPN</w:t>
       </w:r>
       <w:r>
-        <w:t>: Comunicación segura entre servicios y acceso administrativo restringido</w:t>
+        <w:t xml:space="preserve">: </w:t>
+      </w:r>
+      <w:r>
+        <w:t>c</w:t>
+      </w:r>
+      <w:r>
+        <w:t>omunicación segura entre servicios y acceso administrativo restringido</w:t>
       </w:r>
     </w:p>
     <w:p>
@@ -4825,7 +5699,10 @@
     </w:p>
     <w:p>
       <w:r>
-        <w:t xml:space="preserve">Representa las entidades fuera del control directo de </w:t>
+        <w:t>r</w:t>
+      </w:r>
+      <w:r>
+        <w:t xml:space="preserve">epresenta las entidades fuera del control directo de </w:t>
       </w:r>
       <w:proofErr w:type="spellStart"/>
       <w:r>
@@ -4851,7 +5728,13 @@
         <w:t>Proveedor KYC externo</w:t>
       </w:r>
       <w:r>
-        <w:t>: Verifica identidad mediante documentación y datos biométricos</w:t>
+        <w:t xml:space="preserve">: </w:t>
+      </w:r>
+      <w:r>
+        <w:t>v</w:t>
+      </w:r>
+      <w:r>
+        <w:t>erifica identidad mediante documentación y datos biométricos</w:t>
       </w:r>
     </w:p>
     <w:p>
@@ -4885,7 +5768,13 @@
         <w:t xml:space="preserve"> / entidad bancaria</w:t>
       </w:r>
       <w:r>
-        <w:t>: Gestiona depósitos y retiradas en moneda de curso legal</w:t>
+        <w:t xml:space="preserve">: </w:t>
+      </w:r>
+      <w:r>
+        <w:t>g</w:t>
+      </w:r>
+      <w:r>
+        <w:t>estiona depósitos y retiradas en moneda de curso legal</w:t>
       </w:r>
     </w:p>
     <w:p>
@@ -4912,7 +5801,13 @@
       </w:r>
       <w:proofErr w:type="spellEnd"/>
       <w:r>
-        <w:t xml:space="preserve">: Registra transacciones de </w:t>
+        <w:t xml:space="preserve">: </w:t>
+      </w:r>
+      <w:r>
+        <w:t>r</w:t>
+      </w:r>
+      <w:r>
+        <w:t xml:space="preserve">egistra transacciones de </w:t>
       </w:r>
       <w:proofErr w:type="spellStart"/>
       <w:r>
@@ -5191,6 +6086,7 @@
         <w:rPr>
           <w:b/>
           <w:bCs/>
+          <w:noProof/>
         </w:rPr>
         <w:drawing>
           <wp:inline distT="0" distB="0" distL="0" distR="0" wp14:anchorId="3E661524" wp14:editId="3B6ED697">
@@ -8525,6 +9421,155 @@
     </w:lvl>
   </w:abstractNum>
   <w:abstractNum w:abstractNumId="13" w15:restartNumberingAfterBreak="0">
+    <w:nsid w:val="458C4930"/>
+    <w:multiLevelType w:val="multilevel"/>
+    <w:tmpl w:val="FB2A41BE"/>
+    <w:lvl w:ilvl="0">
+      <w:start w:val="1"/>
+      <w:numFmt w:val="bullet"/>
+      <w:lvlText w:val=""/>
+      <w:lvlJc w:val="left"/>
+      <w:pPr>
+        <w:tabs>
+          <w:tab w:val="num" w:pos="720"/>
+        </w:tabs>
+        <w:ind w:left="720" w:hanging="360"/>
+      </w:pPr>
+      <w:rPr>
+        <w:rFonts w:ascii="Symbol" w:hAnsi="Symbol" w:hint="default"/>
+        <w:sz w:val="20"/>
+      </w:rPr>
+    </w:lvl>
+    <w:lvl w:ilvl="1" w:tentative="1">
+      <w:start w:val="1"/>
+      <w:numFmt w:val="bullet"/>
+      <w:lvlText w:val="o"/>
+      <w:lvlJc w:val="left"/>
+      <w:pPr>
+        <w:tabs>
+          <w:tab w:val="num" w:pos="1440"/>
+        </w:tabs>
+        <w:ind w:left="1440" w:hanging="360"/>
+      </w:pPr>
+      <w:rPr>
+        <w:rFonts w:ascii="Courier New" w:hAnsi="Courier New" w:hint="default"/>
+        <w:sz w:val="20"/>
+      </w:rPr>
+    </w:lvl>
+    <w:lvl w:ilvl="2" w:tentative="1">
+      <w:start w:val="1"/>
+      <w:numFmt w:val="bullet"/>
+      <w:lvlText w:val=""/>
+      <w:lvlJc w:val="left"/>
+      <w:pPr>
+        <w:tabs>
+          <w:tab w:val="num" w:pos="2160"/>
+        </w:tabs>
+        <w:ind w:left="2160" w:hanging="360"/>
+      </w:pPr>
+      <w:rPr>
+        <w:rFonts w:ascii="Wingdings" w:hAnsi="Wingdings" w:hint="default"/>
+        <w:sz w:val="20"/>
+      </w:rPr>
+    </w:lvl>
+    <w:lvl w:ilvl="3" w:tentative="1">
+      <w:start w:val="1"/>
+      <w:numFmt w:val="bullet"/>
+      <w:lvlText w:val=""/>
+      <w:lvlJc w:val="left"/>
+      <w:pPr>
+        <w:tabs>
+          <w:tab w:val="num" w:pos="2880"/>
+        </w:tabs>
+        <w:ind w:left="2880" w:hanging="360"/>
+      </w:pPr>
+      <w:rPr>
+        <w:rFonts w:ascii="Wingdings" w:hAnsi="Wingdings" w:hint="default"/>
+        <w:sz w:val="20"/>
+      </w:rPr>
+    </w:lvl>
+    <w:lvl w:ilvl="4" w:tentative="1">
+      <w:start w:val="1"/>
+      <w:numFmt w:val="bullet"/>
+      <w:lvlText w:val=""/>
+      <w:lvlJc w:val="left"/>
+      <w:pPr>
+        <w:tabs>
+          <w:tab w:val="num" w:pos="3600"/>
+        </w:tabs>
+        <w:ind w:left="3600" w:hanging="360"/>
+      </w:pPr>
+      <w:rPr>
+        <w:rFonts w:ascii="Wingdings" w:hAnsi="Wingdings" w:hint="default"/>
+        <w:sz w:val="20"/>
+      </w:rPr>
+    </w:lvl>
+    <w:lvl w:ilvl="5" w:tentative="1">
+      <w:start w:val="1"/>
+      <w:numFmt w:val="bullet"/>
+      <w:lvlText w:val=""/>
+      <w:lvlJc w:val="left"/>
+      <w:pPr>
+        <w:tabs>
+          <w:tab w:val="num" w:pos="4320"/>
+        </w:tabs>
+        <w:ind w:left="4320" w:hanging="360"/>
+      </w:pPr>
+      <w:rPr>
+        <w:rFonts w:ascii="Wingdings" w:hAnsi="Wingdings" w:hint="default"/>
+        <w:sz w:val="20"/>
+      </w:rPr>
+    </w:lvl>
+    <w:lvl w:ilvl="6" w:tentative="1">
+      <w:start w:val="1"/>
+      <w:numFmt w:val="bullet"/>
+      <w:lvlText w:val=""/>
+      <w:lvlJc w:val="left"/>
+      <w:pPr>
+        <w:tabs>
+          <w:tab w:val="num" w:pos="5040"/>
+        </w:tabs>
+        <w:ind w:left="5040" w:hanging="360"/>
+      </w:pPr>
+      <w:rPr>
+        <w:rFonts w:ascii="Wingdings" w:hAnsi="Wingdings" w:hint="default"/>
+        <w:sz w:val="20"/>
+      </w:rPr>
+    </w:lvl>
+    <w:lvl w:ilvl="7" w:tentative="1">
+      <w:start w:val="1"/>
+      <w:numFmt w:val="bullet"/>
+      <w:lvlText w:val=""/>
+      <w:lvlJc w:val="left"/>
+      <w:pPr>
+        <w:tabs>
+          <w:tab w:val="num" w:pos="5760"/>
+        </w:tabs>
+        <w:ind w:left="5760" w:hanging="360"/>
+      </w:pPr>
+      <w:rPr>
+        <w:rFonts w:ascii="Wingdings" w:hAnsi="Wingdings" w:hint="default"/>
+        <w:sz w:val="20"/>
+      </w:rPr>
+    </w:lvl>
+    <w:lvl w:ilvl="8" w:tentative="1">
+      <w:start w:val="1"/>
+      <w:numFmt w:val="bullet"/>
+      <w:lvlText w:val=""/>
+      <w:lvlJc w:val="left"/>
+      <w:pPr>
+        <w:tabs>
+          <w:tab w:val="num" w:pos="6480"/>
+        </w:tabs>
+        <w:ind w:left="6480" w:hanging="360"/>
+      </w:pPr>
+      <w:rPr>
+        <w:rFonts w:ascii="Wingdings" w:hAnsi="Wingdings" w:hint="default"/>
+        <w:sz w:val="20"/>
+      </w:rPr>
+    </w:lvl>
+  </w:abstractNum>
+  <w:abstractNum w:abstractNumId="14" w15:restartNumberingAfterBreak="0">
     <w:nsid w:val="54631F40"/>
     <w:multiLevelType w:val="multilevel"/>
     <w:tmpl w:val="182EEFAA"/>
@@ -8637,7 +9682,7 @@
       </w:rPr>
     </w:lvl>
   </w:abstractNum>
-  <w:abstractNum w:abstractNumId="14" w15:restartNumberingAfterBreak="0">
+  <w:abstractNum w:abstractNumId="15" w15:restartNumberingAfterBreak="0">
     <w:nsid w:val="57837CD7"/>
     <w:multiLevelType w:val="multilevel"/>
     <w:tmpl w:val="50A66334"/>
@@ -8786,7 +9831,156 @@
       </w:rPr>
     </w:lvl>
   </w:abstractNum>
-  <w:abstractNum w:abstractNumId="15" w15:restartNumberingAfterBreak="0">
+  <w:abstractNum w:abstractNumId="16" w15:restartNumberingAfterBreak="0">
+    <w:nsid w:val="58770BB1"/>
+    <w:multiLevelType w:val="multilevel"/>
+    <w:tmpl w:val="65B2CDEC"/>
+    <w:lvl w:ilvl="0">
+      <w:start w:val="1"/>
+      <w:numFmt w:val="bullet"/>
+      <w:lvlText w:val=""/>
+      <w:lvlJc w:val="left"/>
+      <w:pPr>
+        <w:tabs>
+          <w:tab w:val="num" w:pos="720"/>
+        </w:tabs>
+        <w:ind w:left="720" w:hanging="360"/>
+      </w:pPr>
+      <w:rPr>
+        <w:rFonts w:ascii="Symbol" w:hAnsi="Symbol" w:hint="default"/>
+        <w:sz w:val="20"/>
+      </w:rPr>
+    </w:lvl>
+    <w:lvl w:ilvl="1" w:tentative="1">
+      <w:start w:val="1"/>
+      <w:numFmt w:val="bullet"/>
+      <w:lvlText w:val="o"/>
+      <w:lvlJc w:val="left"/>
+      <w:pPr>
+        <w:tabs>
+          <w:tab w:val="num" w:pos="1440"/>
+        </w:tabs>
+        <w:ind w:left="1440" w:hanging="360"/>
+      </w:pPr>
+      <w:rPr>
+        <w:rFonts w:ascii="Courier New" w:hAnsi="Courier New" w:hint="default"/>
+        <w:sz w:val="20"/>
+      </w:rPr>
+    </w:lvl>
+    <w:lvl w:ilvl="2" w:tentative="1">
+      <w:start w:val="1"/>
+      <w:numFmt w:val="bullet"/>
+      <w:lvlText w:val=""/>
+      <w:lvlJc w:val="left"/>
+      <w:pPr>
+        <w:tabs>
+          <w:tab w:val="num" w:pos="2160"/>
+        </w:tabs>
+        <w:ind w:left="2160" w:hanging="360"/>
+      </w:pPr>
+      <w:rPr>
+        <w:rFonts w:ascii="Wingdings" w:hAnsi="Wingdings" w:hint="default"/>
+        <w:sz w:val="20"/>
+      </w:rPr>
+    </w:lvl>
+    <w:lvl w:ilvl="3" w:tentative="1">
+      <w:start w:val="1"/>
+      <w:numFmt w:val="bullet"/>
+      <w:lvlText w:val=""/>
+      <w:lvlJc w:val="left"/>
+      <w:pPr>
+        <w:tabs>
+          <w:tab w:val="num" w:pos="2880"/>
+        </w:tabs>
+        <w:ind w:left="2880" w:hanging="360"/>
+      </w:pPr>
+      <w:rPr>
+        <w:rFonts w:ascii="Wingdings" w:hAnsi="Wingdings" w:hint="default"/>
+        <w:sz w:val="20"/>
+      </w:rPr>
+    </w:lvl>
+    <w:lvl w:ilvl="4" w:tentative="1">
+      <w:start w:val="1"/>
+      <w:numFmt w:val="bullet"/>
+      <w:lvlText w:val=""/>
+      <w:lvlJc w:val="left"/>
+      <w:pPr>
+        <w:tabs>
+          <w:tab w:val="num" w:pos="3600"/>
+        </w:tabs>
+        <w:ind w:left="3600" w:hanging="360"/>
+      </w:pPr>
+      <w:rPr>
+        <w:rFonts w:ascii="Wingdings" w:hAnsi="Wingdings" w:hint="default"/>
+        <w:sz w:val="20"/>
+      </w:rPr>
+    </w:lvl>
+    <w:lvl w:ilvl="5" w:tentative="1">
+      <w:start w:val="1"/>
+      <w:numFmt w:val="bullet"/>
+      <w:lvlText w:val=""/>
+      <w:lvlJc w:val="left"/>
+      <w:pPr>
+        <w:tabs>
+          <w:tab w:val="num" w:pos="4320"/>
+        </w:tabs>
+        <w:ind w:left="4320" w:hanging="360"/>
+      </w:pPr>
+      <w:rPr>
+        <w:rFonts w:ascii="Wingdings" w:hAnsi="Wingdings" w:hint="default"/>
+        <w:sz w:val="20"/>
+      </w:rPr>
+    </w:lvl>
+    <w:lvl w:ilvl="6" w:tentative="1">
+      <w:start w:val="1"/>
+      <w:numFmt w:val="bullet"/>
+      <w:lvlText w:val=""/>
+      <w:lvlJc w:val="left"/>
+      <w:pPr>
+        <w:tabs>
+          <w:tab w:val="num" w:pos="5040"/>
+        </w:tabs>
+        <w:ind w:left="5040" w:hanging="360"/>
+      </w:pPr>
+      <w:rPr>
+        <w:rFonts w:ascii="Wingdings" w:hAnsi="Wingdings" w:hint="default"/>
+        <w:sz w:val="20"/>
+      </w:rPr>
+    </w:lvl>
+    <w:lvl w:ilvl="7" w:tentative="1">
+      <w:start w:val="1"/>
+      <w:numFmt w:val="bullet"/>
+      <w:lvlText w:val=""/>
+      <w:lvlJc w:val="left"/>
+      <w:pPr>
+        <w:tabs>
+          <w:tab w:val="num" w:pos="5760"/>
+        </w:tabs>
+        <w:ind w:left="5760" w:hanging="360"/>
+      </w:pPr>
+      <w:rPr>
+        <w:rFonts w:ascii="Wingdings" w:hAnsi="Wingdings" w:hint="default"/>
+        <w:sz w:val="20"/>
+      </w:rPr>
+    </w:lvl>
+    <w:lvl w:ilvl="8" w:tentative="1">
+      <w:start w:val="1"/>
+      <w:numFmt w:val="bullet"/>
+      <w:lvlText w:val=""/>
+      <w:lvlJc w:val="left"/>
+      <w:pPr>
+        <w:tabs>
+          <w:tab w:val="num" w:pos="6480"/>
+        </w:tabs>
+        <w:ind w:left="6480" w:hanging="360"/>
+      </w:pPr>
+      <w:rPr>
+        <w:rFonts w:ascii="Wingdings" w:hAnsi="Wingdings" w:hint="default"/>
+        <w:sz w:val="20"/>
+      </w:rPr>
+    </w:lvl>
+  </w:abstractNum>
+  <w:abstractNum w:abstractNumId="17" w15:restartNumberingAfterBreak="0">
     <w:nsid w:val="5AEA08B7"/>
     <w:multiLevelType w:val="multilevel"/>
     <w:tmpl w:val="16E24140"/>
@@ -8935,7 +10129,7 @@
       </w:rPr>
     </w:lvl>
   </w:abstractNum>
-  <w:abstractNum w:abstractNumId="16" w15:restartNumberingAfterBreak="0">
+  <w:abstractNum w:abstractNumId="18" w15:restartNumberingAfterBreak="0">
     <w:nsid w:val="5B267D30"/>
     <w:multiLevelType w:val="multilevel"/>
     <w:tmpl w:val="5FA22A9C"/>
@@ -9080,7 +10274,7 @@
       </w:rPr>
     </w:lvl>
   </w:abstractNum>
-  <w:abstractNum w:abstractNumId="17" w15:restartNumberingAfterBreak="0">
+  <w:abstractNum w:abstractNumId="19" w15:restartNumberingAfterBreak="0">
     <w:nsid w:val="5F477C71"/>
     <w:multiLevelType w:val="multilevel"/>
     <w:tmpl w:val="4894B4EE"/>
@@ -9225,7 +10419,7 @@
       </w:rPr>
     </w:lvl>
   </w:abstractNum>
-  <w:abstractNum w:abstractNumId="18" w15:restartNumberingAfterBreak="0">
+  <w:abstractNum w:abstractNumId="20" w15:restartNumberingAfterBreak="0">
     <w:nsid w:val="61C7518A"/>
     <w:multiLevelType w:val="multilevel"/>
     <w:tmpl w:val="B8EE2250"/>
@@ -9374,7 +10568,156 @@
       </w:rPr>
     </w:lvl>
   </w:abstractNum>
-  <w:abstractNum w:abstractNumId="19" w15:restartNumberingAfterBreak="0">
+  <w:abstractNum w:abstractNumId="21" w15:restartNumberingAfterBreak="0">
+    <w:nsid w:val="674756AE"/>
+    <w:multiLevelType w:val="multilevel"/>
+    <w:tmpl w:val="0EC6181E"/>
+    <w:lvl w:ilvl="0">
+      <w:start w:val="1"/>
+      <w:numFmt w:val="bullet"/>
+      <w:lvlText w:val=""/>
+      <w:lvlJc w:val="left"/>
+      <w:pPr>
+        <w:tabs>
+          <w:tab w:val="num" w:pos="720"/>
+        </w:tabs>
+        <w:ind w:left="720" w:hanging="360"/>
+      </w:pPr>
+      <w:rPr>
+        <w:rFonts w:ascii="Symbol" w:hAnsi="Symbol" w:hint="default"/>
+        <w:sz w:val="20"/>
+      </w:rPr>
+    </w:lvl>
+    <w:lvl w:ilvl="1" w:tentative="1">
+      <w:start w:val="1"/>
+      <w:numFmt w:val="bullet"/>
+      <w:lvlText w:val="o"/>
+      <w:lvlJc w:val="left"/>
+      <w:pPr>
+        <w:tabs>
+          <w:tab w:val="num" w:pos="1440"/>
+        </w:tabs>
+        <w:ind w:left="1440" w:hanging="360"/>
+      </w:pPr>
+      <w:rPr>
+        <w:rFonts w:ascii="Courier New" w:hAnsi="Courier New" w:hint="default"/>
+        <w:sz w:val="20"/>
+      </w:rPr>
+    </w:lvl>
+    <w:lvl w:ilvl="2" w:tentative="1">
+      <w:start w:val="1"/>
+      <w:numFmt w:val="bullet"/>
+      <w:lvlText w:val=""/>
+      <w:lvlJc w:val="left"/>
+      <w:pPr>
+        <w:tabs>
+          <w:tab w:val="num" w:pos="2160"/>
+        </w:tabs>
+        <w:ind w:left="2160" w:hanging="360"/>
+      </w:pPr>
+      <w:rPr>
+        <w:rFonts w:ascii="Wingdings" w:hAnsi="Wingdings" w:hint="default"/>
+        <w:sz w:val="20"/>
+      </w:rPr>
+    </w:lvl>
+    <w:lvl w:ilvl="3" w:tentative="1">
+      <w:start w:val="1"/>
+      <w:numFmt w:val="bullet"/>
+      <w:lvlText w:val=""/>
+      <w:lvlJc w:val="left"/>
+      <w:pPr>
+        <w:tabs>
+          <w:tab w:val="num" w:pos="2880"/>
+        </w:tabs>
+        <w:ind w:left="2880" w:hanging="360"/>
+      </w:pPr>
+      <w:rPr>
+        <w:rFonts w:ascii="Wingdings" w:hAnsi="Wingdings" w:hint="default"/>
+        <w:sz w:val="20"/>
+      </w:rPr>
+    </w:lvl>
+    <w:lvl w:ilvl="4" w:tentative="1">
+      <w:start w:val="1"/>
+      <w:numFmt w:val="bullet"/>
+      <w:lvlText w:val=""/>
+      <w:lvlJc w:val="left"/>
+      <w:pPr>
+        <w:tabs>
+          <w:tab w:val="num" w:pos="3600"/>
+        </w:tabs>
+        <w:ind w:left="3600" w:hanging="360"/>
+      </w:pPr>
+      <w:rPr>
+        <w:rFonts w:ascii="Wingdings" w:hAnsi="Wingdings" w:hint="default"/>
+        <w:sz w:val="20"/>
+      </w:rPr>
+    </w:lvl>
+    <w:lvl w:ilvl="5" w:tentative="1">
+      <w:start w:val="1"/>
+      <w:numFmt w:val="bullet"/>
+      <w:lvlText w:val=""/>
+      <w:lvlJc w:val="left"/>
+      <w:pPr>
+        <w:tabs>
+          <w:tab w:val="num" w:pos="4320"/>
+        </w:tabs>
+        <w:ind w:left="4320" w:hanging="360"/>
+      </w:pPr>
+      <w:rPr>
+        <w:rFonts w:ascii="Wingdings" w:hAnsi="Wingdings" w:hint="default"/>
+        <w:sz w:val="20"/>
+      </w:rPr>
+    </w:lvl>
+    <w:lvl w:ilvl="6" w:tentative="1">
+      <w:start w:val="1"/>
+      <w:numFmt w:val="bullet"/>
+      <w:lvlText w:val=""/>
+      <w:lvlJc w:val="left"/>
+      <w:pPr>
+        <w:tabs>
+          <w:tab w:val="num" w:pos="5040"/>
+        </w:tabs>
+        <w:ind w:left="5040" w:hanging="360"/>
+      </w:pPr>
+      <w:rPr>
+        <w:rFonts w:ascii="Wingdings" w:hAnsi="Wingdings" w:hint="default"/>
+        <w:sz w:val="20"/>
+      </w:rPr>
+    </w:lvl>
+    <w:lvl w:ilvl="7" w:tentative="1">
+      <w:start w:val="1"/>
+      <w:numFmt w:val="bullet"/>
+      <w:lvlText w:val=""/>
+      <w:lvlJc w:val="left"/>
+      <w:pPr>
+        <w:tabs>
+          <w:tab w:val="num" w:pos="5760"/>
+        </w:tabs>
+        <w:ind w:left="5760" w:hanging="360"/>
+      </w:pPr>
+      <w:rPr>
+        <w:rFonts w:ascii="Wingdings" w:hAnsi="Wingdings" w:hint="default"/>
+        <w:sz w:val="20"/>
+      </w:rPr>
+    </w:lvl>
+    <w:lvl w:ilvl="8" w:tentative="1">
+      <w:start w:val="1"/>
+      <w:numFmt w:val="bullet"/>
+      <w:lvlText w:val=""/>
+      <w:lvlJc w:val="left"/>
+      <w:pPr>
+        <w:tabs>
+          <w:tab w:val="num" w:pos="6480"/>
+        </w:tabs>
+        <w:ind w:left="6480" w:hanging="360"/>
+      </w:pPr>
+      <w:rPr>
+        <w:rFonts w:ascii="Wingdings" w:hAnsi="Wingdings" w:hint="default"/>
+        <w:sz w:val="20"/>
+      </w:rPr>
+    </w:lvl>
+  </w:abstractNum>
+  <w:abstractNum w:abstractNumId="22" w15:restartNumberingAfterBreak="0">
     <w:nsid w:val="73960B5A"/>
     <w:multiLevelType w:val="multilevel"/>
     <w:tmpl w:val="7CA40DBE"/>
@@ -9523,7 +10866,7 @@
       </w:rPr>
     </w:lvl>
   </w:abstractNum>
-  <w:abstractNum w:abstractNumId="20" w15:restartNumberingAfterBreak="0">
+  <w:abstractNum w:abstractNumId="23" w15:restartNumberingAfterBreak="0">
     <w:nsid w:val="770546AC"/>
     <w:multiLevelType w:val="multilevel"/>
     <w:tmpl w:val="5A225E96"/>
@@ -9668,7 +11011,7 @@
       </w:rPr>
     </w:lvl>
   </w:abstractNum>
-  <w:abstractNum w:abstractNumId="21" w15:restartNumberingAfterBreak="0">
+  <w:abstractNum w:abstractNumId="24" w15:restartNumberingAfterBreak="0">
     <w:nsid w:val="792A01C3"/>
     <w:multiLevelType w:val="multilevel"/>
     <w:tmpl w:val="9E56D01E"/>
@@ -9754,7 +11097,7 @@
       </w:pPr>
     </w:lvl>
   </w:abstractNum>
-  <w:abstractNum w:abstractNumId="22" w15:restartNumberingAfterBreak="0">
+  <w:abstractNum w:abstractNumId="25" w15:restartNumberingAfterBreak="0">
     <w:nsid w:val="7E9A28CD"/>
     <w:multiLevelType w:val="multilevel"/>
     <w:tmpl w:val="D8446C0E"/>
@@ -9904,13 +11247,13 @@
     </w:lvl>
   </w:abstractNum>
   <w:num w:numId="1" w16cid:durableId="1577665898">
-    <w:abstractNumId w:val="21"/>
+    <w:abstractNumId w:val="24"/>
   </w:num>
   <w:num w:numId="2" w16cid:durableId="1700472841">
     <w:abstractNumId w:val="3"/>
   </w:num>
   <w:num w:numId="3" w16cid:durableId="1428430637">
-    <w:abstractNumId w:val="13"/>
+    <w:abstractNumId w:val="14"/>
   </w:num>
   <w:num w:numId="4" w16cid:durableId="1039551070">
     <w:abstractNumId w:val="1"/>
@@ -9925,28 +11268,28 @@
     <w:abstractNumId w:val="5"/>
   </w:num>
   <w:num w:numId="8" w16cid:durableId="308290396">
-    <w:abstractNumId w:val="16"/>
+    <w:abstractNumId w:val="18"/>
   </w:num>
   <w:num w:numId="9" w16cid:durableId="987634593">
     <w:abstractNumId w:val="6"/>
   </w:num>
   <w:num w:numId="10" w16cid:durableId="1433820085">
-    <w:abstractNumId w:val="17"/>
+    <w:abstractNumId w:val="19"/>
   </w:num>
   <w:num w:numId="11" w16cid:durableId="1758750841">
     <w:abstractNumId w:val="12"/>
   </w:num>
   <w:num w:numId="12" w16cid:durableId="1575357063">
-    <w:abstractNumId w:val="20"/>
+    <w:abstractNumId w:val="23"/>
   </w:num>
   <w:num w:numId="13" w16cid:durableId="497312736">
-    <w:abstractNumId w:val="14"/>
+    <w:abstractNumId w:val="15"/>
   </w:num>
   <w:num w:numId="14" w16cid:durableId="891424777">
     <w:abstractNumId w:val="0"/>
   </w:num>
   <w:num w:numId="15" w16cid:durableId="1653827785">
-    <w:abstractNumId w:val="18"/>
+    <w:abstractNumId w:val="20"/>
   </w:num>
   <w:num w:numId="16" w16cid:durableId="1745452113">
     <w:abstractNumId w:val="9"/>
@@ -9961,16 +11304,25 @@
     <w:abstractNumId w:val="7"/>
   </w:num>
   <w:num w:numId="20" w16cid:durableId="1062098008">
-    <w:abstractNumId w:val="19"/>
+    <w:abstractNumId w:val="22"/>
   </w:num>
   <w:num w:numId="21" w16cid:durableId="1491409145">
-    <w:abstractNumId w:val="22"/>
+    <w:abstractNumId w:val="25"/>
   </w:num>
   <w:num w:numId="22" w16cid:durableId="830482940">
     <w:abstractNumId w:val="11"/>
   </w:num>
   <w:num w:numId="23" w16cid:durableId="1257598987">
-    <w:abstractNumId w:val="15"/>
+    <w:abstractNumId w:val="17"/>
+  </w:num>
+  <w:num w:numId="24" w16cid:durableId="1045955761">
+    <w:abstractNumId w:val="21"/>
+  </w:num>
+  <w:num w:numId="25" w16cid:durableId="836306496">
+    <w:abstractNumId w:val="13"/>
+  </w:num>
+  <w:num w:numId="26" w16cid:durableId="729840671">
+    <w:abstractNumId w:val="16"/>
   </w:num>
 </w:numbering>
 </file>
@@ -22509,26 +23861,6 @@
 </file>
 
 <file path=customXml/item2.xml><?xml version="1.0" encoding="utf-8"?>
-<p:properties xmlns:p="http://schemas.microsoft.com/office/2006/metadata/properties" xmlns:xsi="http://www.w3.org/2001/XMLSchema-instance" xmlns:pc="http://schemas.microsoft.com/office/infopath/2007/PartnerControls">
-  <documentManagement>
-    <lcf76f155ced4ddcb4097134ff3c332f xmlns="8b3272e1-5976-46a9-8579-de83ebcc59e1">
-      <Terms xmlns="http://schemas.microsoft.com/office/infopath/2007/PartnerControls"/>
-    </lcf76f155ced4ddcb4097134ff3c332f>
-    <TaxCatchAll xmlns="c2479705-39ef-45af-9b3a-0fa44e2216fa" xsi:nil="true"/>
-  </documentManagement>
-</p:properties>
-</file>
-
-<file path=customXml/item3.xml><?xml version="1.0" encoding="utf-8"?>
-<?mso-contentType ?>
-<FormTemplates xmlns="http://schemas.microsoft.com/sharepoint/v3/contenttype/forms">
-  <Display>DocumentLibraryForm</Display>
-  <Edit>DocumentLibraryForm</Edit>
-  <New>DocumentLibraryForm</New>
-</FormTemplates>
-</file>
-
-<file path=customXml/item4.xml><?xml version="1.0" encoding="utf-8"?>
 <ct:contentTypeSchema xmlns:ct="http://schemas.microsoft.com/office/2006/metadata/contentType" xmlns:ma="http://schemas.microsoft.com/office/2006/metadata/properties/metaAttributes" ct:_="" ma:_="" ma:contentTypeName="Documento" ma:contentTypeID="0x0101001A01A81B2EF6054895C86FE356367A90" ma:contentTypeVersion="12" ma:contentTypeDescription="Crear nuevo documento." ma:contentTypeScope="" ma:versionID="7600d29c3bc89c1ab6aabaf529f4e0c8">
   <xsd:schema xmlns:xsd="http://www.w3.org/2001/XMLSchema" xmlns:xs="http://www.w3.org/2001/XMLSchema" xmlns:p="http://schemas.microsoft.com/office/2006/metadata/properties" xmlns:ns2="8b3272e1-5976-46a9-8579-de83ebcc59e1" xmlns:ns3="c2479705-39ef-45af-9b3a-0fa44e2216fa" targetNamespace="http://schemas.microsoft.com/office/2006/metadata/properties" ma:root="true" ma:fieldsID="59b9b90c82b566b7261f009c8567adbf" ns2:_="" ns3:_="">
     <xsd:import namespace="8b3272e1-5976-46a9-8579-de83ebcc59e1"/>
@@ -22729,6 +24061,26 @@
 </ct:contentTypeSchema>
 </file>
 
+<file path=customXml/item3.xml><?xml version="1.0" encoding="utf-8"?>
+<?mso-contentType ?>
+<FormTemplates xmlns="http://schemas.microsoft.com/sharepoint/v3/contenttype/forms">
+  <Display>DocumentLibraryForm</Display>
+  <Edit>DocumentLibraryForm</Edit>
+  <New>DocumentLibraryForm</New>
+</FormTemplates>
+</file>
+
+<file path=customXml/item4.xml><?xml version="1.0" encoding="utf-8"?>
+<p:properties xmlns:p="http://schemas.microsoft.com/office/2006/metadata/properties" xmlns:xsi="http://www.w3.org/2001/XMLSchema-instance" xmlns:pc="http://schemas.microsoft.com/office/infopath/2007/PartnerControls">
+  <documentManagement>
+    <lcf76f155ced4ddcb4097134ff3c332f xmlns="8b3272e1-5976-46a9-8579-de83ebcc59e1">
+      <Terms xmlns="http://schemas.microsoft.com/office/infopath/2007/PartnerControls"/>
+    </lcf76f155ced4ddcb4097134ff3c332f>
+    <TaxCatchAll xmlns="c2479705-39ef-45af-9b3a-0fa44e2216fa" xsi:nil="true"/>
+  </documentManagement>
+</p:properties>
+</file>
+
 <file path=customXml/itemProps1.xml><?xml version="1.0" encoding="utf-8"?>
 <ds:datastoreItem xmlns:ds="http://schemas.openxmlformats.org/officeDocument/2006/customXml" ds:itemID="{739EEDA8-5838-439A-8480-4F3964E0A81C}">
   <ds:schemaRefs>
@@ -22738,25 +24090,6 @@
 </file>
 
 <file path=customXml/itemProps2.xml><?xml version="1.0" encoding="utf-8"?>
-<ds:datastoreItem xmlns:ds="http://schemas.openxmlformats.org/officeDocument/2006/customXml" ds:itemID="{13FE01F2-3296-48A4-AAA5-FAF4DF8CB721}">
-  <ds:schemaRefs>
-    <ds:schemaRef ds:uri="http://schemas.microsoft.com/office/2006/metadata/properties"/>
-    <ds:schemaRef ds:uri="http://schemas.microsoft.com/office/infopath/2007/PartnerControls"/>
-    <ds:schemaRef ds:uri="8b3272e1-5976-46a9-8579-de83ebcc59e1"/>
-    <ds:schemaRef ds:uri="c2479705-39ef-45af-9b3a-0fa44e2216fa"/>
-  </ds:schemaRefs>
-</ds:datastoreItem>
-</file>
-
-<file path=customXml/itemProps3.xml><?xml version="1.0" encoding="utf-8"?>
-<ds:datastoreItem xmlns:ds="http://schemas.openxmlformats.org/officeDocument/2006/customXml" ds:itemID="{989EEC16-E2BF-4BE7-B4AB-68C5B61AF618}">
-  <ds:schemaRefs>
-    <ds:schemaRef ds:uri="http://schemas.microsoft.com/sharepoint/v3/contenttype/forms"/>
-  </ds:schemaRefs>
-</ds:datastoreItem>
-</file>
-
-<file path=customXml/itemProps4.xml><?xml version="1.0" encoding="utf-8"?>
 <ds:datastoreItem xmlns:ds="http://schemas.openxmlformats.org/officeDocument/2006/customXml" ds:itemID="{9EE35BDD-CCA4-4598-B3F1-FB5BBA76D2C3}">
   <ds:schemaRefs>
     <ds:schemaRef ds:uri="http://schemas.microsoft.com/office/2006/metadata/contentType"/>
@@ -22773,4 +24106,23 @@
     <ds:schemaRef ds:uri="http://schemas.microsoft.com/internal/obd"/>
   </ds:schemaRefs>
 </ds:datastoreItem>
+</file>
+
+<file path=customXml/itemProps3.xml><?xml version="1.0" encoding="utf-8"?>
+<ds:datastoreItem xmlns:ds="http://schemas.openxmlformats.org/officeDocument/2006/customXml" ds:itemID="{989EEC16-E2BF-4BE7-B4AB-68C5B61AF618}">
+  <ds:schemaRefs>
+    <ds:schemaRef ds:uri="http://schemas.microsoft.com/sharepoint/v3/contenttype/forms"/>
+  </ds:schemaRefs>
+</ds:datastoreItem>
+</file>
+
+<file path=customXml/itemProps4.xml><?xml version="1.0" encoding="utf-8"?>
+<ds:datastoreItem xmlns:ds="http://schemas.openxmlformats.org/officeDocument/2006/customXml" ds:itemID="{13FE01F2-3296-48A4-AAA5-FAF4DF8CB721}">
+  <ds:schemaRefs>
+    <ds:schemaRef ds:uri="http://schemas.microsoft.com/office/2006/metadata/properties"/>
+    <ds:schemaRef ds:uri="http://schemas.microsoft.com/office/infopath/2007/PartnerControls"/>
+    <ds:schemaRef ds:uri="8b3272e1-5976-46a9-8579-de83ebcc59e1"/>
+    <ds:schemaRef ds:uri="c2479705-39ef-45af-9b3a-0fa44e2216fa"/>
+  </ds:schemaRefs>
+</ds:datastoreItem>
 </file>